--- a/docs-word/NovaStaris-PRD.docx
+++ b/docs-word/NovaStaris-PRD.docx
@@ -9,7 +9,7 @@
         <w:bidi w:val="false"/>
         <w:spacing w:after="120" w:before="480"/>
       </w:pPr>
-      <w:bookmarkStart w:name="_Toc_NovaStaris_Product_Requirements_Document_1772065627313" w:id="1"/>
+      <w:bookmarkStart w:name="_Toc_NovaStaris_Product_Requirements_Document_1772159683681" w:id="1"/>
       <w:r>
         <w:rPr>
           <w:b w:val="false"/>
@@ -155,7 +155,7 @@
         <w:bidi w:val="false"/>
         <w:spacing w:after="120" w:before="240"/>
       </w:pPr>
-      <w:bookmarkStart w:name="_Toc__1_Vision_goals_1772065627327" w:id="1"/>
+      <w:bookmarkStart w:name="_Toc__1_Vision_goals_1772159683682" w:id="1"/>
       <w:r>
         <w:rPr>
           <w:b w:val="false"/>
@@ -179,7 +179,7 @@
         <w:bidi w:val="false"/>
         <w:spacing w:after="120" w:before="240"/>
       </w:pPr>
-      <w:bookmarkStart w:name="_Toc__11_Vision_1772065627329" w:id="1"/>
+      <w:bookmarkStart w:name="_Toc__11_Vision_1772159683682" w:id="1"/>
       <w:r>
         <w:rPr>
           <w:b w:val="false"/>
@@ -224,7 +224,7 @@
         <w:bidi w:val="false"/>
         <w:spacing w:after="120" w:before="240"/>
       </w:pPr>
-      <w:bookmarkStart w:name="_Toc__12_Goals_1772065627331" w:id="1"/>
+      <w:bookmarkStart w:name="_Toc__12_Goals_1772159683684" w:id="1"/>
       <w:r>
         <w:rPr>
           <w:b w:val="false"/>
@@ -482,7 +482,7 @@
         <w:bidi w:val="false"/>
         <w:spacing w:after="120" w:before="240"/>
       </w:pPr>
-      <w:bookmarkStart w:name="_Toc__2_User_personas_1772065627346" w:id="1"/>
+      <w:bookmarkStart w:name="_Toc__2_User_personas_1772159683685" w:id="1"/>
       <w:r>
         <w:rPr>
           <w:b w:val="false"/>
@@ -813,7 +813,7 @@
         <w:bidi w:val="false"/>
         <w:spacing w:after="120" w:before="240"/>
       </w:pPr>
-      <w:bookmarkStart w:name="_Toc__3_Current_features_in_scope_1772065627360" w:id="1"/>
+      <w:bookmarkStart w:name="_Toc__3_Current_features_in_scope_1772159683686" w:id="1"/>
       <w:r>
         <w:rPr>
           <w:b w:val="false"/>
@@ -837,7 +837,7 @@
         <w:bidi w:val="false"/>
         <w:spacing w:after="120" w:before="240"/>
       </w:pPr>
-      <w:bookmarkStart w:name="_Toc__31_Public_unauthenticated_1772065627361" w:id="1"/>
+      <w:bookmarkStart w:name="_Toc__31_Public_unauthenticated_1772159683686" w:id="1"/>
       <w:r>
         <w:rPr>
           <w:b w:val="false"/>
@@ -1407,7 +1407,7 @@
         <w:bidi w:val="false"/>
         <w:spacing w:after="120" w:before="240"/>
       </w:pPr>
-      <w:bookmarkStart w:name="_Toc__32_Authenticated_all_signedin_users_1772065627368" w:id="1"/>
+      <w:bookmarkStart w:name="_Toc__32_Authenticated_all_signedin_users_1772159683689" w:id="1"/>
       <w:r>
         <w:rPr>
           <w:b w:val="false"/>
@@ -1548,7 +1548,7 @@
         <w:bidi w:val="false"/>
         <w:spacing w:after="120" w:before="240"/>
       </w:pPr>
-      <w:bookmarkStart w:name="_Toc__33_Pro_VIP_only_1772065627371" w:id="1"/>
+      <w:bookmarkStart w:name="_Toc__33_Pro_VIP_only_1772159683690" w:id="1"/>
       <w:r>
         <w:rPr>
           <w:b w:val="false"/>
@@ -1650,7 +1650,7 @@
         <w:bidi w:val="false"/>
         <w:spacing w:after="120" w:before="240"/>
       </w:pPr>
-      <w:bookmarkStart w:name="_Toc__34_Owneronly_1772065627373" w:id="1"/>
+      <w:bookmarkStart w:name="_Toc__34_Owneronly_1772159683690" w:id="1"/>
       <w:r>
         <w:rPr>
           <w:b w:val="false"/>
@@ -2050,7 +2050,7 @@
         <w:bidi w:val="false"/>
         <w:spacing w:after="120" w:before="240"/>
       </w:pPr>
-      <w:bookmarkStart w:name="_Toc__4_User_stories_summary_1772065627378" w:id="1"/>
+      <w:bookmarkStart w:name="_Toc__4_User_stories_summary_1772159683691" w:id="1"/>
       <w:r>
         <w:rPr>
           <w:b w:val="false"/>
@@ -2392,7 +2392,7 @@
         <w:bidi w:val="false"/>
         <w:spacing w:after="120" w:before="240"/>
       </w:pPr>
-      <w:bookmarkStart w:name="_Toc__5_Nonfunctional_requirements_1772065627379" w:id="1"/>
+      <w:bookmarkStart w:name="_Toc__5_Nonfunctional_requirements_1772159683692" w:id="1"/>
       <w:r>
         <w:rPr>
           <w:b w:val="false"/>
@@ -2661,7 +2661,7 @@
         <w:bidi w:val="false"/>
         <w:spacing w:after="120" w:before="240"/>
       </w:pPr>
-      <w:bookmarkStart w:name="_Toc__6_Success_metrics_suggested_1772065627380" w:id="1"/>
+      <w:bookmarkStart w:name="_Toc__6_Success_metrics_suggested_1772159683693" w:id="1"/>
       <w:r>
         <w:rPr>
           <w:b w:val="false"/>
@@ -2841,7 +2841,7 @@
         <w:bidi w:val="false"/>
         <w:spacing w:after="120" w:before="240"/>
       </w:pPr>
-      <w:bookmarkStart w:name="_Toc__7_Out_of_scope_current_PRD_1772065627381" w:id="1"/>
+      <w:bookmarkStart w:name="_Toc__7_Out_of_scope_current_PRD_1772159683693" w:id="1"/>
       <w:r>
         <w:rPr>
           <w:b w:val="false"/>
@@ -2965,7 +2965,7 @@
         <w:bidi w:val="false"/>
         <w:spacing w:after="120" w:before="240"/>
       </w:pPr>
-      <w:bookmarkStart w:name="_Toc__8_References_1772065627382" w:id="1"/>
+      <w:bookmarkStart w:name="_Toc__8_References_1772159683694" w:id="1"/>
       <w:r>
         <w:rPr>
           <w:b w:val="false"/>
